--- a/dp.docx
+++ b/dp.docx
@@ -254,9 +254,11 @@
             <w:r>
               <w:t xml:space="preserve">Ježek </w:t>
             </w:r>
+            <w:proofErr w:type="gramStart"/>
             <w:r>
               <w:t>Ph.D</w:t>
             </w:r>
+            <w:proofErr w:type="gramEnd"/>
           </w:p>
         </w:tc>
       </w:tr>
@@ -291,7 +293,7 @@
               <w:jc w:val="right"/>
             </w:pPr>
             <w:r>
-              <w:t>únor</w:t>
+              <w:t>březen</w:t>
             </w:r>
             <w:r>
               <w:t xml:space="preserve"> </w:t>
@@ -380,7 +382,7 @@
               <w:rPr>
                 <w:noProof/>
               </w:rPr>
-              <w:t>26.2.2026</w:t>
+              <w:t>5.3.2026</w:t>
             </w:r>
             <w:r>
               <w:fldChar w:fldCharType="end"/>
@@ -772,7 +774,7 @@
       <w:r>
         <w:fldChar w:fldCharType="separate"/>
       </w:r>
-      <w:hyperlink w:anchor="_Toc223015406" w:history="1">
+      <w:hyperlink w:anchor="_Toc223596558" w:history="1">
         <w:r>
           <w:rPr>
             <w:rStyle w:val="Hypertextovodkaz"/>
@@ -816,7 +818,7 @@
             <w:noProof/>
             <w:webHidden/>
           </w:rPr>
-          <w:instrText xml:space="preserve"> PAGEREF _Toc223015406 \h </w:instrText>
+          <w:instrText xml:space="preserve"> PAGEREF _Toc223596558 \h </w:instrText>
         </w:r>
         <w:r>
           <w:rPr>
@@ -858,7 +860,7 @@
           <w14:ligatures w14:val="standardContextual"/>
         </w:rPr>
       </w:pPr>
-      <w:hyperlink w:anchor="_Toc223015407" w:history="1">
+      <w:hyperlink w:anchor="_Toc223596559" w:history="1">
         <w:r>
           <w:rPr>
             <w:rStyle w:val="Hypertextovodkaz"/>
@@ -902,7 +904,7 @@
             <w:noProof/>
             <w:webHidden/>
           </w:rPr>
-          <w:instrText xml:space="preserve"> PAGEREF _Toc223015407 \h </w:instrText>
+          <w:instrText xml:space="preserve"> PAGEREF _Toc223596559 \h </w:instrText>
         </w:r>
         <w:r>
           <w:rPr>
@@ -948,7 +950,7 @@
           <w14:ligatures w14:val="standardContextual"/>
         </w:rPr>
       </w:pPr>
-      <w:hyperlink w:anchor="_Toc223015408" w:history="1">
+      <w:hyperlink w:anchor="_Toc223596560" w:history="1">
         <w:r>
           <w:rPr>
             <w:rStyle w:val="Hypertextovodkaz"/>
@@ -992,7 +994,7 @@
             <w:noProof/>
             <w:webHidden/>
           </w:rPr>
-          <w:instrText xml:space="preserve"> PAGEREF _Toc223015408 \h </w:instrText>
+          <w:instrText xml:space="preserve"> PAGEREF _Toc223596560 \h </w:instrText>
         </w:r>
         <w:r>
           <w:rPr>
@@ -1034,7 +1036,7 @@
           <w14:ligatures w14:val="standardContextual"/>
         </w:rPr>
       </w:pPr>
-      <w:hyperlink w:anchor="_Toc223015409" w:history="1">
+      <w:hyperlink w:anchor="_Toc223596561" w:history="1">
         <w:r>
           <w:rPr>
             <w:rStyle w:val="Hypertextovodkaz"/>
@@ -1080,7 +1082,7 @@
             <w:noProof/>
             <w:webHidden/>
           </w:rPr>
-          <w:instrText xml:space="preserve"> PAGEREF _Toc223015409 \h </w:instrText>
+          <w:instrText xml:space="preserve"> PAGEREF _Toc223596561 \h </w:instrText>
         </w:r>
         <w:r>
           <w:rPr>
@@ -1126,7 +1128,7 @@
           <w14:ligatures w14:val="standardContextual"/>
         </w:rPr>
       </w:pPr>
-      <w:hyperlink w:anchor="_Toc223015410" w:history="1">
+      <w:hyperlink w:anchor="_Toc223596562" w:history="1">
         <w:r>
           <w:rPr>
             <w:rStyle w:val="Hypertextovodkaz"/>
@@ -1172,7 +1174,7 @@
             <w:noProof/>
             <w:webHidden/>
           </w:rPr>
-          <w:instrText xml:space="preserve"> PAGEREF _Toc223015410 \h </w:instrText>
+          <w:instrText xml:space="preserve"> PAGEREF _Toc223596562 \h </w:instrText>
         </w:r>
         <w:r>
           <w:rPr>
@@ -1218,7 +1220,7 @@
           <w14:ligatures w14:val="standardContextual"/>
         </w:rPr>
       </w:pPr>
-      <w:hyperlink w:anchor="_Toc223015411" w:history="1">
+      <w:hyperlink w:anchor="_Toc223596563" w:history="1">
         <w:r>
           <w:rPr>
             <w:rStyle w:val="Hypertextovodkaz"/>
@@ -1264,7 +1266,7 @@
             <w:noProof/>
             <w:webHidden/>
           </w:rPr>
-          <w:instrText xml:space="preserve"> PAGEREF _Toc223015411 \h </w:instrText>
+          <w:instrText xml:space="preserve"> PAGEREF _Toc223596563 \h </w:instrText>
         </w:r>
         <w:r>
           <w:rPr>
@@ -1310,7 +1312,7 @@
           <w14:ligatures w14:val="standardContextual"/>
         </w:rPr>
       </w:pPr>
-      <w:hyperlink w:anchor="_Toc223015412" w:history="1">
+      <w:hyperlink w:anchor="_Toc223596564" w:history="1">
         <w:r>
           <w:rPr>
             <w:rStyle w:val="Hypertextovodkaz"/>
@@ -1356,7 +1358,7 @@
             <w:noProof/>
             <w:webHidden/>
           </w:rPr>
-          <w:instrText xml:space="preserve"> PAGEREF _Toc223015412 \h </w:instrText>
+          <w:instrText xml:space="preserve"> PAGEREF _Toc223596564 \h </w:instrText>
         </w:r>
         <w:r>
           <w:rPr>
@@ -1402,7 +1404,7 @@
           <w14:ligatures w14:val="standardContextual"/>
         </w:rPr>
       </w:pPr>
-      <w:hyperlink w:anchor="_Toc223015413" w:history="1">
+      <w:hyperlink w:anchor="_Toc223596565" w:history="1">
         <w:r>
           <w:rPr>
             <w:rStyle w:val="Hypertextovodkaz"/>
@@ -1448,7 +1450,7 @@
             <w:noProof/>
             <w:webHidden/>
           </w:rPr>
-          <w:instrText xml:space="preserve"> PAGEREF _Toc223015413 \h </w:instrText>
+          <w:instrText xml:space="preserve"> PAGEREF _Toc223596565 \h </w:instrText>
         </w:r>
         <w:r>
           <w:rPr>
@@ -1490,7 +1492,7 @@
           <w14:ligatures w14:val="standardContextual"/>
         </w:rPr>
       </w:pPr>
-      <w:hyperlink w:anchor="_Toc223015414" w:history="1">
+      <w:hyperlink w:anchor="_Toc223596566" w:history="1">
         <w:r>
           <w:rPr>
             <w:rStyle w:val="Hypertextovodkaz"/>
@@ -1536,7 +1538,7 @@
             <w:noProof/>
             <w:webHidden/>
           </w:rPr>
-          <w:instrText xml:space="preserve"> PAGEREF _Toc223015414 \h </w:instrText>
+          <w:instrText xml:space="preserve"> PAGEREF _Toc223596566 \h </w:instrText>
         </w:r>
         <w:r>
           <w:rPr>
@@ -1582,7 +1584,7 @@
           <w14:ligatures w14:val="standardContextual"/>
         </w:rPr>
       </w:pPr>
-      <w:hyperlink w:anchor="_Toc223015415" w:history="1">
+      <w:hyperlink w:anchor="_Toc223596567" w:history="1">
         <w:r>
           <w:rPr>
             <w:rStyle w:val="Hypertextovodkaz"/>
@@ -1628,7 +1630,7 @@
             <w:noProof/>
             <w:webHidden/>
           </w:rPr>
-          <w:instrText xml:space="preserve"> PAGEREF _Toc223015415 \h </w:instrText>
+          <w:instrText xml:space="preserve"> PAGEREF _Toc223596567 \h </w:instrText>
         </w:r>
         <w:r>
           <w:rPr>
@@ -1674,7 +1676,7 @@
           <w14:ligatures w14:val="standardContextual"/>
         </w:rPr>
       </w:pPr>
-      <w:hyperlink w:anchor="_Toc223015416" w:history="1">
+      <w:hyperlink w:anchor="_Toc223596568" w:history="1">
         <w:r>
           <w:rPr>
             <w:rStyle w:val="Hypertextovodkaz"/>
@@ -1720,7 +1722,7 @@
             <w:noProof/>
             <w:webHidden/>
           </w:rPr>
-          <w:instrText xml:space="preserve"> PAGEREF _Toc223015416 \h </w:instrText>
+          <w:instrText xml:space="preserve"> PAGEREF _Toc223596568 \h </w:instrText>
         </w:r>
         <w:r>
           <w:rPr>
@@ -1766,7 +1768,7 @@
           <w14:ligatures w14:val="standardContextual"/>
         </w:rPr>
       </w:pPr>
-      <w:hyperlink w:anchor="_Toc223015417" w:history="1">
+      <w:hyperlink w:anchor="_Toc223596569" w:history="1">
         <w:r>
           <w:rPr>
             <w:rStyle w:val="Hypertextovodkaz"/>
@@ -1812,7 +1814,7 @@
             <w:noProof/>
             <w:webHidden/>
           </w:rPr>
-          <w:instrText xml:space="preserve"> PAGEREF _Toc223015417 \h </w:instrText>
+          <w:instrText xml:space="preserve"> PAGEREF _Toc223596569 \h </w:instrText>
         </w:r>
         <w:r>
           <w:rPr>
@@ -1858,7 +1860,7 @@
           <w14:ligatures w14:val="standardContextual"/>
         </w:rPr>
       </w:pPr>
-      <w:hyperlink w:anchor="_Toc223015418" w:history="1">
+      <w:hyperlink w:anchor="_Toc223596570" w:history="1">
         <w:r>
           <w:rPr>
             <w:rStyle w:val="Hypertextovodkaz"/>
@@ -1904,7 +1906,7 @@
             <w:noProof/>
             <w:webHidden/>
           </w:rPr>
-          <w:instrText xml:space="preserve"> PAGEREF _Toc223015418 \h </w:instrText>
+          <w:instrText xml:space="preserve"> PAGEREF _Toc223596570 \h </w:instrText>
         </w:r>
         <w:r>
           <w:rPr>
@@ -1950,7 +1952,7 @@
           <w14:ligatures w14:val="standardContextual"/>
         </w:rPr>
       </w:pPr>
-      <w:hyperlink w:anchor="_Toc223015419" w:history="1">
+      <w:hyperlink w:anchor="_Toc223596571" w:history="1">
         <w:r>
           <w:rPr>
             <w:rStyle w:val="Hypertextovodkaz"/>
@@ -1996,7 +1998,7 @@
             <w:noProof/>
             <w:webHidden/>
           </w:rPr>
-          <w:instrText xml:space="preserve"> PAGEREF _Toc223015419 \h </w:instrText>
+          <w:instrText xml:space="preserve"> PAGEREF _Toc223596571 \h </w:instrText>
         </w:r>
         <w:r>
           <w:rPr>
@@ -2042,7 +2044,7 @@
           <w14:ligatures w14:val="standardContextual"/>
         </w:rPr>
       </w:pPr>
-      <w:hyperlink w:anchor="_Toc223015420" w:history="1">
+      <w:hyperlink w:anchor="_Toc223596572" w:history="1">
         <w:r>
           <w:rPr>
             <w:rStyle w:val="Hypertextovodkaz"/>
@@ -2088,7 +2090,7 @@
             <w:noProof/>
             <w:webHidden/>
           </w:rPr>
-          <w:instrText xml:space="preserve"> PAGEREF _Toc223015420 \h </w:instrText>
+          <w:instrText xml:space="preserve"> PAGEREF _Toc223596572 \h </w:instrText>
         </w:r>
         <w:r>
           <w:rPr>
@@ -2134,7 +2136,7 @@
           <w14:ligatures w14:val="standardContextual"/>
         </w:rPr>
       </w:pPr>
-      <w:hyperlink w:anchor="_Toc223015421" w:history="1">
+      <w:hyperlink w:anchor="_Toc223596573" w:history="1">
         <w:r>
           <w:rPr>
             <w:rStyle w:val="Hypertextovodkaz"/>
@@ -2178,7 +2180,7 @@
             <w:noProof/>
             <w:webHidden/>
           </w:rPr>
-          <w:instrText xml:space="preserve"> PAGEREF _Toc223015421 \h </w:instrText>
+          <w:instrText xml:space="preserve"> PAGEREF _Toc223596573 \h </w:instrText>
         </w:r>
         <w:r>
           <w:rPr>
@@ -2224,7 +2226,7 @@
           <w14:ligatures w14:val="standardContextual"/>
         </w:rPr>
       </w:pPr>
-      <w:hyperlink w:anchor="_Toc223015422" w:history="1">
+      <w:hyperlink w:anchor="_Toc223596574" w:history="1">
         <w:r>
           <w:rPr>
             <w:rStyle w:val="Hypertextovodkaz"/>
@@ -2268,7 +2270,7 @@
             <w:noProof/>
             <w:webHidden/>
           </w:rPr>
-          <w:instrText xml:space="preserve"> PAGEREF _Toc223015422 \h </w:instrText>
+          <w:instrText xml:space="preserve"> PAGEREF _Toc223596574 \h </w:instrText>
         </w:r>
         <w:r>
           <w:rPr>
@@ -2314,7 +2316,7 @@
           <w14:ligatures w14:val="standardContextual"/>
         </w:rPr>
       </w:pPr>
-      <w:hyperlink w:anchor="_Toc223015423" w:history="1">
+      <w:hyperlink w:anchor="_Toc223596575" w:history="1">
         <w:r>
           <w:rPr>
             <w:rStyle w:val="Hypertextovodkaz"/>
@@ -2337,7 +2339,21 @@
             <w:rStyle w:val="Hypertextovodkaz"/>
             <w:noProof/>
           </w:rPr>
-          <w:t>Render graph</w:t>
+          <w:t>R</w:t>
+        </w:r>
+        <w:r>
+          <w:rPr>
+            <w:rStyle w:val="Hypertextovodkaz"/>
+            <w:noProof/>
+          </w:rPr>
+          <w:t>e</w:t>
+        </w:r>
+        <w:r>
+          <w:rPr>
+            <w:rStyle w:val="Hypertextovodkaz"/>
+            <w:noProof/>
+          </w:rPr>
+          <w:t>nder graph</w:t>
         </w:r>
         <w:r>
           <w:rPr>
@@ -2358,7 +2374,7 @@
             <w:noProof/>
             <w:webHidden/>
           </w:rPr>
-          <w:instrText xml:space="preserve"> PAGEREF _Toc223015423 \h </w:instrText>
+          <w:instrText xml:space="preserve"> PAGEREF _Toc223596575 \h </w:instrText>
         </w:r>
         <w:r>
           <w:rPr>
@@ -2404,7 +2420,7 @@
           <w14:ligatures w14:val="standardContextual"/>
         </w:rPr>
       </w:pPr>
-      <w:hyperlink w:anchor="_Toc223015424" w:history="1">
+      <w:hyperlink w:anchor="_Toc223596576" w:history="1">
         <w:r>
           <w:rPr>
             <w:rStyle w:val="Hypertextovodkaz"/>
@@ -2448,7 +2464,7 @@
             <w:noProof/>
             <w:webHidden/>
           </w:rPr>
-          <w:instrText xml:space="preserve"> PAGEREF _Toc223015424 \h </w:instrText>
+          <w:instrText xml:space="preserve"> PAGEREF _Toc223596576 \h </w:instrText>
         </w:r>
         <w:r>
           <w:rPr>
@@ -2490,7 +2506,7 @@
           <w14:ligatures w14:val="standardContextual"/>
         </w:rPr>
       </w:pPr>
-      <w:hyperlink w:anchor="_Toc223015425" w:history="1">
+      <w:hyperlink w:anchor="_Toc223596577" w:history="1">
         <w:r>
           <w:rPr>
             <w:rStyle w:val="Hypertextovodkaz"/>
@@ -2534,7 +2550,7 @@
             <w:noProof/>
             <w:webHidden/>
           </w:rPr>
-          <w:instrText xml:space="preserve"> PAGEREF _Toc223015425 \h </w:instrText>
+          <w:instrText xml:space="preserve"> PAGEREF _Toc223596577 \h </w:instrText>
         </w:r>
         <w:r>
           <w:rPr>
@@ -2580,7 +2596,7 @@
           <w14:ligatures w14:val="standardContextual"/>
         </w:rPr>
       </w:pPr>
-      <w:hyperlink w:anchor="_Toc223015426" w:history="1">
+      <w:hyperlink w:anchor="_Toc223596578" w:history="1">
         <w:r>
           <w:rPr>
             <w:rStyle w:val="Hypertextovodkaz"/>
@@ -2624,7 +2640,7 @@
             <w:noProof/>
             <w:webHidden/>
           </w:rPr>
-          <w:instrText xml:space="preserve"> PAGEREF _Toc223015426 \h </w:instrText>
+          <w:instrText xml:space="preserve"> PAGEREF _Toc223596578 \h </w:instrText>
         </w:r>
         <w:r>
           <w:rPr>
@@ -2670,7 +2686,7 @@
           <w14:ligatures w14:val="standardContextual"/>
         </w:rPr>
       </w:pPr>
-      <w:hyperlink w:anchor="_Toc223015427" w:history="1">
+      <w:hyperlink w:anchor="_Toc223596579" w:history="1">
         <w:r>
           <w:rPr>
             <w:rStyle w:val="Hypertextovodkaz"/>
@@ -2714,7 +2730,7 @@
             <w:noProof/>
             <w:webHidden/>
           </w:rPr>
-          <w:instrText xml:space="preserve"> PAGEREF _Toc223015427 \h </w:instrText>
+          <w:instrText xml:space="preserve"> PAGEREF _Toc223596579 \h </w:instrText>
         </w:r>
         <w:r>
           <w:rPr>
@@ -2756,7 +2772,7 @@
           <w14:ligatures w14:val="standardContextual"/>
         </w:rPr>
       </w:pPr>
-      <w:hyperlink w:anchor="_Toc223015428" w:history="1">
+      <w:hyperlink w:anchor="_Toc223596580" w:history="1">
         <w:r>
           <w:rPr>
             <w:rStyle w:val="Hypertextovodkaz"/>
@@ -2800,7 +2816,7 @@
             <w:noProof/>
             <w:webHidden/>
           </w:rPr>
-          <w:instrText xml:space="preserve"> PAGEREF _Toc223015428 \h </w:instrText>
+          <w:instrText xml:space="preserve"> PAGEREF _Toc223596580 \h </w:instrText>
         </w:r>
         <w:r>
           <w:rPr>
@@ -2846,7 +2862,7 @@
           <w14:ligatures w14:val="standardContextual"/>
         </w:rPr>
       </w:pPr>
-      <w:hyperlink w:anchor="_Toc223015429" w:history="1">
+      <w:hyperlink w:anchor="_Toc223596581" w:history="1">
         <w:r>
           <w:rPr>
             <w:rStyle w:val="Hypertextovodkaz"/>
@@ -2890,7 +2906,7 @@
             <w:noProof/>
             <w:webHidden/>
           </w:rPr>
-          <w:instrText xml:space="preserve"> PAGEREF _Toc223015429 \h </w:instrText>
+          <w:instrText xml:space="preserve"> PAGEREF _Toc223596581 \h </w:instrText>
         </w:r>
         <w:r>
           <w:rPr>
@@ -2936,7 +2952,7 @@
           <w14:ligatures w14:val="standardContextual"/>
         </w:rPr>
       </w:pPr>
-      <w:hyperlink w:anchor="_Toc223015430" w:history="1">
+      <w:hyperlink w:anchor="_Toc223596582" w:history="1">
         <w:r>
           <w:rPr>
             <w:rStyle w:val="Hypertextovodkaz"/>
@@ -2980,7 +2996,7 @@
             <w:noProof/>
             <w:webHidden/>
           </w:rPr>
-          <w:instrText xml:space="preserve"> PAGEREF _Toc223015430 \h </w:instrText>
+          <w:instrText xml:space="preserve"> PAGEREF _Toc223596582 \h </w:instrText>
         </w:r>
         <w:r>
           <w:rPr>
@@ -3026,7 +3042,7 @@
           <w14:ligatures w14:val="standardContextual"/>
         </w:rPr>
       </w:pPr>
-      <w:hyperlink w:anchor="_Toc223015431" w:history="1">
+      <w:hyperlink w:anchor="_Toc223596583" w:history="1">
         <w:r>
           <w:rPr>
             <w:rStyle w:val="Hypertextovodkaz"/>
@@ -3070,7 +3086,7 @@
             <w:noProof/>
             <w:webHidden/>
           </w:rPr>
-          <w:instrText xml:space="preserve"> PAGEREF _Toc223015431 \h </w:instrText>
+          <w:instrText xml:space="preserve"> PAGEREF _Toc223596583 \h </w:instrText>
         </w:r>
         <w:r>
           <w:rPr>
@@ -3112,7 +3128,7 @@
           <w14:ligatures w14:val="standardContextual"/>
         </w:rPr>
       </w:pPr>
-      <w:hyperlink w:anchor="_Toc223015432" w:history="1">
+      <w:hyperlink w:anchor="_Toc223596584" w:history="1">
         <w:r>
           <w:rPr>
             <w:rStyle w:val="Hypertextovodkaz"/>
@@ -3156,7 +3172,7 @@
             <w:noProof/>
             <w:webHidden/>
           </w:rPr>
-          <w:instrText xml:space="preserve"> PAGEREF _Toc223015432 \h </w:instrText>
+          <w:instrText xml:space="preserve"> PAGEREF _Toc223596584 \h </w:instrText>
         </w:r>
         <w:r>
           <w:rPr>
@@ -3202,7 +3218,7 @@
           <w14:ligatures w14:val="standardContextual"/>
         </w:rPr>
       </w:pPr>
-      <w:hyperlink w:anchor="_Toc223015433" w:history="1">
+      <w:hyperlink w:anchor="_Toc223596585" w:history="1">
         <w:r>
           <w:rPr>
             <w:rStyle w:val="Hypertextovodkaz"/>
@@ -3246,7 +3262,7 @@
             <w:noProof/>
             <w:webHidden/>
           </w:rPr>
-          <w:instrText xml:space="preserve"> PAGEREF _Toc223015433 \h </w:instrText>
+          <w:instrText xml:space="preserve"> PAGEREF _Toc223596585 \h </w:instrText>
         </w:r>
         <w:r>
           <w:rPr>
@@ -3292,7 +3308,7 @@
           <w14:ligatures w14:val="standardContextual"/>
         </w:rPr>
       </w:pPr>
-      <w:hyperlink w:anchor="_Toc223015434" w:history="1">
+      <w:hyperlink w:anchor="_Toc223596586" w:history="1">
         <w:r>
           <w:rPr>
             <w:rStyle w:val="Hypertextovodkaz"/>
@@ -3336,7 +3352,7 @@
             <w:noProof/>
             <w:webHidden/>
           </w:rPr>
-          <w:instrText xml:space="preserve"> PAGEREF _Toc223015434 \h </w:instrText>
+          <w:instrText xml:space="preserve"> PAGEREF _Toc223596586 \h </w:instrText>
         </w:r>
         <w:r>
           <w:rPr>
@@ -3382,7 +3398,7 @@
           <w14:ligatures w14:val="standardContextual"/>
         </w:rPr>
       </w:pPr>
-      <w:hyperlink w:anchor="_Toc223015435" w:history="1">
+      <w:hyperlink w:anchor="_Toc223596587" w:history="1">
         <w:r>
           <w:rPr>
             <w:rStyle w:val="Hypertextovodkaz"/>
@@ -3426,7 +3442,7 @@
             <w:noProof/>
             <w:webHidden/>
           </w:rPr>
-          <w:instrText xml:space="preserve"> PAGEREF _Toc223015435 \h </w:instrText>
+          <w:instrText xml:space="preserve"> PAGEREF _Toc223596587 \h </w:instrText>
         </w:r>
         <w:r>
           <w:rPr>
@@ -3472,7 +3488,7 @@
           <w14:ligatures w14:val="standardContextual"/>
         </w:rPr>
       </w:pPr>
-      <w:hyperlink w:anchor="_Toc223015436" w:history="1">
+      <w:hyperlink w:anchor="_Toc223596588" w:history="1">
         <w:r>
           <w:rPr>
             <w:rStyle w:val="Hypertextovodkaz"/>
@@ -3516,7 +3532,7 @@
             <w:noProof/>
             <w:webHidden/>
           </w:rPr>
-          <w:instrText xml:space="preserve"> PAGEREF _Toc223015436 \h </w:instrText>
+          <w:instrText xml:space="preserve"> PAGEREF _Toc223596588 \h </w:instrText>
         </w:r>
         <w:r>
           <w:rPr>
@@ -3562,7 +3578,7 @@
           <w14:ligatures w14:val="standardContextual"/>
         </w:rPr>
       </w:pPr>
-      <w:hyperlink w:anchor="_Toc223015437" w:history="1">
+      <w:hyperlink w:anchor="_Toc223596589" w:history="1">
         <w:r>
           <w:rPr>
             <w:rStyle w:val="Hypertextovodkaz"/>
@@ -3606,7 +3622,7 @@
             <w:noProof/>
             <w:webHidden/>
           </w:rPr>
-          <w:instrText xml:space="preserve"> PAGEREF _Toc223015437 \h </w:instrText>
+          <w:instrText xml:space="preserve"> PAGEREF _Toc223596589 \h </w:instrText>
         </w:r>
         <w:r>
           <w:rPr>
@@ -3652,7 +3668,7 @@
           <w14:ligatures w14:val="standardContextual"/>
         </w:rPr>
       </w:pPr>
-      <w:hyperlink w:anchor="_Toc223015438" w:history="1">
+      <w:hyperlink w:anchor="_Toc223596590" w:history="1">
         <w:r>
           <w:rPr>
             <w:rStyle w:val="Hypertextovodkaz"/>
@@ -3696,7 +3712,7 @@
             <w:noProof/>
             <w:webHidden/>
           </w:rPr>
-          <w:instrText xml:space="preserve"> PAGEREF _Toc223015438 \h </w:instrText>
+          <w:instrText xml:space="preserve"> PAGEREF _Toc223596590 \h </w:instrText>
         </w:r>
         <w:r>
           <w:rPr>
@@ -3742,7 +3758,7 @@
           <w14:ligatures w14:val="standardContextual"/>
         </w:rPr>
       </w:pPr>
-      <w:hyperlink w:anchor="_Toc223015439" w:history="1">
+      <w:hyperlink w:anchor="_Toc223596591" w:history="1">
         <w:r>
           <w:rPr>
             <w:rStyle w:val="Hypertextovodkaz"/>
@@ -3786,7 +3802,7 @@
             <w:noProof/>
             <w:webHidden/>
           </w:rPr>
-          <w:instrText xml:space="preserve"> PAGEREF _Toc223015439 \h </w:instrText>
+          <w:instrText xml:space="preserve"> PAGEREF _Toc223596591 \h </w:instrText>
         </w:r>
         <w:r>
           <w:rPr>
@@ -3832,7 +3848,7 @@
           <w14:ligatures w14:val="standardContextual"/>
         </w:rPr>
       </w:pPr>
-      <w:hyperlink w:anchor="_Toc223015440" w:history="1">
+      <w:hyperlink w:anchor="_Toc223596592" w:history="1">
         <w:r>
           <w:rPr>
             <w:rStyle w:val="Hypertextovodkaz"/>
@@ -3876,7 +3892,7 @@
             <w:noProof/>
             <w:webHidden/>
           </w:rPr>
-          <w:instrText xml:space="preserve"> PAGEREF _Toc223015440 \h </w:instrText>
+          <w:instrText xml:space="preserve"> PAGEREF _Toc223596592 \h </w:instrText>
         </w:r>
         <w:r>
           <w:rPr>
@@ -3922,7 +3938,7 @@
           <w14:ligatures w14:val="standardContextual"/>
         </w:rPr>
       </w:pPr>
-      <w:hyperlink w:anchor="_Toc223015441" w:history="1">
+      <w:hyperlink w:anchor="_Toc223596593" w:history="1">
         <w:r>
           <w:rPr>
             <w:rStyle w:val="Hypertextovodkaz"/>
@@ -3966,7 +3982,7 @@
             <w:noProof/>
             <w:webHidden/>
           </w:rPr>
-          <w:instrText xml:space="preserve"> PAGEREF _Toc223015441 \h </w:instrText>
+          <w:instrText xml:space="preserve"> PAGEREF _Toc223596593 \h </w:instrText>
         </w:r>
         <w:r>
           <w:rPr>
@@ -4012,7 +4028,7 @@
           <w14:ligatures w14:val="standardContextual"/>
         </w:rPr>
       </w:pPr>
-      <w:hyperlink w:anchor="_Toc223015442" w:history="1">
+      <w:hyperlink w:anchor="_Toc223596594" w:history="1">
         <w:r>
           <w:rPr>
             <w:rStyle w:val="Hypertextovodkaz"/>
@@ -4056,7 +4072,7 @@
             <w:noProof/>
             <w:webHidden/>
           </w:rPr>
-          <w:instrText xml:space="preserve"> PAGEREF _Toc223015442 \h </w:instrText>
+          <w:instrText xml:space="preserve"> PAGEREF _Toc223596594 \h </w:instrText>
         </w:r>
         <w:r>
           <w:rPr>
@@ -4102,7 +4118,7 @@
           <w14:ligatures w14:val="standardContextual"/>
         </w:rPr>
       </w:pPr>
-      <w:hyperlink w:anchor="_Toc223015443" w:history="1">
+      <w:hyperlink w:anchor="_Toc223596595" w:history="1">
         <w:r>
           <w:rPr>
             <w:rStyle w:val="Hypertextovodkaz"/>
@@ -4146,7 +4162,7 @@
             <w:noProof/>
             <w:webHidden/>
           </w:rPr>
-          <w:instrText xml:space="preserve"> PAGEREF _Toc223015443 \h </w:instrText>
+          <w:instrText xml:space="preserve"> PAGEREF _Toc223596595 \h </w:instrText>
         </w:r>
         <w:r>
           <w:rPr>
@@ -4192,7 +4208,7 @@
           <w14:ligatures w14:val="standardContextual"/>
         </w:rPr>
       </w:pPr>
-      <w:hyperlink w:anchor="_Toc223015444" w:history="1">
+      <w:hyperlink w:anchor="_Toc223596596" w:history="1">
         <w:r>
           <w:rPr>
             <w:rStyle w:val="Hypertextovodkaz"/>
@@ -4236,7 +4252,7 @@
             <w:noProof/>
             <w:webHidden/>
           </w:rPr>
-          <w:instrText xml:space="preserve"> PAGEREF _Toc223015444 \h </w:instrText>
+          <w:instrText xml:space="preserve"> PAGEREF _Toc223596596 \h </w:instrText>
         </w:r>
         <w:r>
           <w:rPr>
@@ -4282,7 +4298,7 @@
           <w14:ligatures w14:val="standardContextual"/>
         </w:rPr>
       </w:pPr>
-      <w:hyperlink w:anchor="_Toc223015445" w:history="1">
+      <w:hyperlink w:anchor="_Toc223596597" w:history="1">
         <w:r>
           <w:rPr>
             <w:rStyle w:val="Hypertextovodkaz"/>
@@ -4326,7 +4342,7 @@
             <w:noProof/>
             <w:webHidden/>
           </w:rPr>
-          <w:instrText xml:space="preserve"> PAGEREF _Toc223015445 \h </w:instrText>
+          <w:instrText xml:space="preserve"> PAGEREF _Toc223596597 \h </w:instrText>
         </w:r>
         <w:r>
           <w:rPr>
@@ -4372,7 +4388,7 @@
           <w14:ligatures w14:val="standardContextual"/>
         </w:rPr>
       </w:pPr>
-      <w:hyperlink w:anchor="_Toc223015446" w:history="1">
+      <w:hyperlink w:anchor="_Toc223596598" w:history="1">
         <w:r>
           <w:rPr>
             <w:rStyle w:val="Hypertextovodkaz"/>
@@ -4416,7 +4432,7 @@
             <w:noProof/>
             <w:webHidden/>
           </w:rPr>
-          <w:instrText xml:space="preserve"> PAGEREF _Toc223015446 \h </w:instrText>
+          <w:instrText xml:space="preserve"> PAGEREF _Toc223596598 \h </w:instrText>
         </w:r>
         <w:r>
           <w:rPr>
@@ -4462,7 +4478,7 @@
           <w14:ligatures w14:val="standardContextual"/>
         </w:rPr>
       </w:pPr>
-      <w:hyperlink w:anchor="_Toc223015447" w:history="1">
+      <w:hyperlink w:anchor="_Toc223596599" w:history="1">
         <w:r>
           <w:rPr>
             <w:rStyle w:val="Hypertextovodkaz"/>
@@ -4506,7 +4522,7 @@
             <w:noProof/>
             <w:webHidden/>
           </w:rPr>
-          <w:instrText xml:space="preserve"> PAGEREF _Toc223015447 \h </w:instrText>
+          <w:instrText xml:space="preserve"> PAGEREF _Toc223596599 \h </w:instrText>
         </w:r>
         <w:r>
           <w:rPr>
@@ -4552,7 +4568,7 @@
           <w14:ligatures w14:val="standardContextual"/>
         </w:rPr>
       </w:pPr>
-      <w:hyperlink w:anchor="_Toc223015448" w:history="1">
+      <w:hyperlink w:anchor="_Toc223596600" w:history="1">
         <w:r>
           <w:rPr>
             <w:rStyle w:val="Hypertextovodkaz"/>
@@ -4596,7 +4612,7 @@
             <w:noProof/>
             <w:webHidden/>
           </w:rPr>
-          <w:instrText xml:space="preserve"> PAGEREF _Toc223015448 \h </w:instrText>
+          <w:instrText xml:space="preserve"> PAGEREF _Toc223596600 \h </w:instrText>
         </w:r>
         <w:r>
           <w:rPr>
@@ -4638,7 +4654,7 @@
           <w14:ligatures w14:val="standardContextual"/>
         </w:rPr>
       </w:pPr>
-      <w:hyperlink w:anchor="_Toc223015449" w:history="1">
+      <w:hyperlink w:anchor="_Toc223596601" w:history="1">
         <w:r>
           <w:rPr>
             <w:rStyle w:val="Hypertextovodkaz"/>
@@ -4682,7 +4698,7 @@
             <w:noProof/>
             <w:webHidden/>
           </w:rPr>
-          <w:instrText xml:space="preserve"> PAGEREF _Toc223015449 \h </w:instrText>
+          <w:instrText xml:space="preserve"> PAGEREF _Toc223596601 \h </w:instrText>
         </w:r>
         <w:r>
           <w:rPr>
@@ -4728,7 +4744,7 @@
           <w14:ligatures w14:val="standardContextual"/>
         </w:rPr>
       </w:pPr>
-      <w:hyperlink w:anchor="_Toc223015450" w:history="1">
+      <w:hyperlink w:anchor="_Toc223596602" w:history="1">
         <w:r>
           <w:rPr>
             <w:rStyle w:val="Hypertextovodkaz"/>
@@ -4772,7 +4788,7 @@
             <w:noProof/>
             <w:webHidden/>
           </w:rPr>
-          <w:instrText xml:space="preserve"> PAGEREF _Toc223015450 \h </w:instrText>
+          <w:instrText xml:space="preserve"> PAGEREF _Toc223596602 \h </w:instrText>
         </w:r>
         <w:r>
           <w:rPr>
@@ -4818,7 +4834,7 @@
           <w14:ligatures w14:val="standardContextual"/>
         </w:rPr>
       </w:pPr>
-      <w:hyperlink w:anchor="_Toc223015451" w:history="1">
+      <w:hyperlink w:anchor="_Toc223596603" w:history="1">
         <w:r>
           <w:rPr>
             <w:rStyle w:val="Hypertextovodkaz"/>
@@ -4862,7 +4878,7 @@
             <w:noProof/>
             <w:webHidden/>
           </w:rPr>
-          <w:instrText xml:space="preserve"> PAGEREF _Toc223015451 \h </w:instrText>
+          <w:instrText xml:space="preserve"> PAGEREF _Toc223596603 \h </w:instrText>
         </w:r>
         <w:r>
           <w:rPr>
@@ -4908,7 +4924,7 @@
           <w14:ligatures w14:val="standardContextual"/>
         </w:rPr>
       </w:pPr>
-      <w:hyperlink w:anchor="_Toc223015452" w:history="1">
+      <w:hyperlink w:anchor="_Toc223596604" w:history="1">
         <w:r>
           <w:rPr>
             <w:rStyle w:val="Hypertextovodkaz"/>
@@ -4952,7 +4968,7 @@
             <w:noProof/>
             <w:webHidden/>
           </w:rPr>
-          <w:instrText xml:space="preserve"> PAGEREF _Toc223015452 \h </w:instrText>
+          <w:instrText xml:space="preserve"> PAGEREF _Toc223596604 \h </w:instrText>
         </w:r>
         <w:r>
           <w:rPr>
@@ -4994,7 +5010,7 @@
           <w14:ligatures w14:val="standardContextual"/>
         </w:rPr>
       </w:pPr>
-      <w:hyperlink w:anchor="_Toc223015453" w:history="1">
+      <w:hyperlink w:anchor="_Toc223596605" w:history="1">
         <w:r>
           <w:rPr>
             <w:rStyle w:val="Hypertextovodkaz"/>
@@ -5038,7 +5054,7 @@
             <w:noProof/>
             <w:webHidden/>
           </w:rPr>
-          <w:instrText xml:space="preserve"> PAGEREF _Toc223015453 \h </w:instrText>
+          <w:instrText xml:space="preserve"> PAGEREF _Toc223596605 \h </w:instrText>
         </w:r>
         <w:r>
           <w:rPr>
@@ -5080,7 +5096,7 @@
           <w14:ligatures w14:val="standardContextual"/>
         </w:rPr>
       </w:pPr>
-      <w:hyperlink w:anchor="_Toc223015454" w:history="1">
+      <w:hyperlink w:anchor="_Toc223596606" w:history="1">
         <w:r>
           <w:rPr>
             <w:rStyle w:val="Hypertextovodkaz"/>
@@ -5124,7 +5140,7 @@
             <w:noProof/>
             <w:webHidden/>
           </w:rPr>
-          <w:instrText xml:space="preserve"> PAGEREF _Toc223015454 \h </w:instrText>
+          <w:instrText xml:space="preserve"> PAGEREF _Toc223596606 \h </w:instrText>
         </w:r>
         <w:r>
           <w:rPr>
@@ -5166,7 +5182,7 @@
           <w14:ligatures w14:val="standardContextual"/>
         </w:rPr>
       </w:pPr>
-      <w:hyperlink w:anchor="_Toc223015455" w:history="1">
+      <w:hyperlink w:anchor="_Toc223596607" w:history="1">
         <w:r>
           <w:rPr>
             <w:rStyle w:val="Hypertextovodkaz"/>
@@ -5210,7 +5226,7 @@
             <w:noProof/>
             <w:webHidden/>
           </w:rPr>
-          <w:instrText xml:space="preserve"> PAGEREF _Toc223015455 \h </w:instrText>
+          <w:instrText xml:space="preserve"> PAGEREF _Toc223596607 \h </w:instrText>
         </w:r>
         <w:r>
           <w:rPr>
@@ -5252,7 +5268,7 @@
           <w14:ligatures w14:val="standardContextual"/>
         </w:rPr>
       </w:pPr>
-      <w:hyperlink w:anchor="_Toc223015456" w:history="1">
+      <w:hyperlink w:anchor="_Toc223596608" w:history="1">
         <w:r>
           <w:rPr>
             <w:rStyle w:val="Hypertextovodkaz"/>
@@ -5296,7 +5312,7 @@
             <w:noProof/>
             <w:webHidden/>
           </w:rPr>
-          <w:instrText xml:space="preserve"> PAGEREF _Toc223015456 \h </w:instrText>
+          <w:instrText xml:space="preserve"> PAGEREF _Toc223596608 \h </w:instrText>
         </w:r>
         <w:r>
           <w:rPr>
@@ -5353,7 +5369,7 @@
       <w:pPr>
         <w:pStyle w:val="Nadpis1"/>
       </w:pPr>
-      <w:bookmarkStart w:id="2" w:name="_Toc223015406"/>
+      <w:bookmarkStart w:id="2" w:name="_Toc223596558"/>
       <w:r>
         <w:lastRenderedPageBreak/>
         <w:t>Úvod</w:t>
@@ -5574,7 +5590,7 @@
       <w:pPr>
         <w:pStyle w:val="Nadpis1"/>
       </w:pPr>
-      <w:bookmarkStart w:id="3" w:name="_Toc223015407"/>
+      <w:bookmarkStart w:id="3" w:name="_Toc223596559"/>
       <w:r>
         <w:lastRenderedPageBreak/>
         <w:t>Počítačová</w:t>
@@ -5865,7 +5881,7 @@
       <w:pPr>
         <w:pStyle w:val="Nadpis2"/>
       </w:pPr>
-      <w:bookmarkStart w:id="4" w:name="_Toc223015408"/>
+      <w:bookmarkStart w:id="4" w:name="_Toc223596560"/>
       <w:r>
         <w:t xml:space="preserve">Základní </w:t>
       </w:r>
@@ -6087,9 +6103,11 @@
       <w:r>
         <w:t xml:space="preserve">, při níž jsou souřadnice vráceny zpět do </w:t>
       </w:r>
+      <w:proofErr w:type="gramStart"/>
       <w:r>
         <w:t>3D</w:t>
       </w:r>
+      <w:proofErr w:type="gramEnd"/>
       <w:r>
         <w:t xml:space="preserve"> prostoru</w:t>
       </w:r>
@@ -6635,7 +6653,7 @@
           <w:lang w:bidi="ar-SA"/>
         </w:rPr>
       </w:pPr>
-      <w:bookmarkStart w:id="5" w:name="_Toc223015409"/>
+      <w:bookmarkStart w:id="5" w:name="_Toc223596561"/>
       <w:r>
         <w:rPr>
           <w:rFonts w:eastAsia="ComeniaSerif"/>
@@ -6715,7 +6733,23 @@
           <w:rFonts w:eastAsia="ComeniaSerif"/>
           <w:lang w:bidi="ar-SA"/>
         </w:rPr>
-        <w:t xml:space="preserve"> Cargo. Cargo je oficiální nástroj pro správu balíčků a build projektů v Rustu. Při kompilaci vychází Cargo z konfigurace uložené v soboru cargo.toml, součástí konfigurace jsou i verze externích balíků, které mají být využity a parametry pro build.</w:t>
+        <w:t xml:space="preserve"> Cargo. Cargo je oficiální nástroj pro správu balíčků a build projektů v Rustu. Při kompilaci vychází Cargo z konfigurace uložené v soboru </w:t>
+      </w:r>
+      <w:proofErr w:type="gramStart"/>
+      <w:r>
+        <w:rPr>
+          <w:rFonts w:eastAsia="ComeniaSerif"/>
+          <w:lang w:bidi="ar-SA"/>
+        </w:rPr>
+        <w:t>cargo.toml</w:t>
+      </w:r>
+      <w:proofErr w:type="gramEnd"/>
+      <w:r>
+        <w:rPr>
+          <w:rFonts w:eastAsia="ComeniaSerif"/>
+          <w:lang w:bidi="ar-SA"/>
+        </w:rPr>
+        <w:t>, součástí konfigurace jsou i verze externích balíků, které mají být využity a parametry pro build.</w:t>
       </w:r>
       <w:r>
         <w:rPr>
@@ -6733,7 +6767,7 @@
           <w:lang w:bidi="ar-SA"/>
         </w:rPr>
       </w:pPr>
-      <w:bookmarkStart w:id="6" w:name="_Toc223015410"/>
+      <w:bookmarkStart w:id="6" w:name="_Toc223596562"/>
       <w:r>
         <w:rPr>
           <w:rFonts w:eastAsia="ComeniaSerif"/>
@@ -7190,7 +7224,7 @@
           <w:rFonts w:eastAsia="ComeniaSerif"/>
         </w:rPr>
       </w:pPr>
-      <w:bookmarkStart w:id="7" w:name="_Toc223015411"/>
+      <w:bookmarkStart w:id="7" w:name="_Toc223596563"/>
       <w:r>
         <w:rPr>
           <w:rFonts w:eastAsia="ComeniaSerif"/>
@@ -7604,7 +7638,23 @@
           <w:rFonts w:eastAsia="ComeniaSerif"/>
           <w:lang w:bidi="ar-SA"/>
         </w:rPr>
-        <w:t>ukazuje na existující data. K jeho deklaraci používá Rust symbol „ ' “ následovaný libovolným názvem. Kompilátor tak může snadno ověřit, že žádná reference nepřežije proměnnou, na kterou se odkazuje.</w:t>
+        <w:t xml:space="preserve">ukazuje na existující data. K jeho deklaraci používá Rust symbol </w:t>
+      </w:r>
+      <w:proofErr w:type="gramStart"/>
+      <w:r>
+        <w:rPr>
+          <w:rFonts w:eastAsia="ComeniaSerif"/>
+          <w:lang w:bidi="ar-SA"/>
+        </w:rPr>
+        <w:t>„ '</w:t>
+      </w:r>
+      <w:proofErr w:type="gramEnd"/>
+      <w:r>
+        <w:rPr>
+          <w:rFonts w:eastAsia="ComeniaSerif"/>
+          <w:lang w:bidi="ar-SA"/>
+        </w:rPr>
+        <w:t xml:space="preserve"> “ následovaný libovolným názvem. Kompilátor tak může snadno ověřit, že žádná reference nepřežije proměnnou, na kterou se odkazuje.</w:t>
       </w:r>
       <w:r>
         <w:rPr>
@@ -8766,7 +8816,23 @@
           <w:rFonts w:eastAsia="ComeniaSerif"/>
           <w:lang w:bidi="ar-SA"/>
         </w:rPr>
-        <w:t>Makra jsou konstrukce umožňující generaci kódu během kompilace. Rust rozlišuje dva druhy maker, deklarativní a procedurální. Název každého deklarativního makra je zakončen symbolem ‚!‘ a používá se obdobně jako běžné funkce. Příkladem je třeba makro println!()</w:t>
+        <w:t xml:space="preserve">Makra jsou konstrukce umožňující generaci kódu během kompilace. Rust rozlišuje dva druhy maker, deklarativní a procedurální. Název každého deklarativního makra je zakončen symbolem ‚!‘ a používá se obdobně jako běžné funkce. Příkladem je třeba makro </w:t>
+      </w:r>
+      <w:proofErr w:type="gramStart"/>
+      <w:r>
+        <w:rPr>
+          <w:rFonts w:eastAsia="ComeniaSerif"/>
+          <w:lang w:bidi="ar-SA"/>
+        </w:rPr>
+        <w:t>println!(</w:t>
+      </w:r>
+      <w:proofErr w:type="gramEnd"/>
+      <w:r>
+        <w:rPr>
+          <w:rFonts w:eastAsia="ComeniaSerif"/>
+          <w:lang w:bidi="ar-SA"/>
+        </w:rPr>
+        <w:t>)</w:t>
       </w:r>
       <w:r>
         <w:rPr>
@@ -8832,7 +8898,7 @@
           <w:lang w:bidi="ar-SA"/>
         </w:rPr>
       </w:pPr>
-      <w:bookmarkStart w:id="8" w:name="_Toc223015412"/>
+      <w:bookmarkStart w:id="8" w:name="_Toc223596564"/>
       <w:r>
         <w:rPr>
           <w:rFonts w:eastAsia="ComeniaSerif"/>
@@ -8917,6 +8983,7 @@
         </w:rPr>
         <w:t xml:space="preserve">Standardní Rust projekt má jasně definovanou strukturu. Zdrojové soubory se nacházejí ve složce src/, kde je buď main.rs pro binární aplikace, nebo lib.rs pro knihovny. V kořenovém adresáři projektu se nachází konfigurační soubor </w:t>
       </w:r>
+      <w:proofErr w:type="gramStart"/>
       <w:r>
         <w:rPr>
           <w:rFonts w:eastAsia="ComeniaSerif"/>
@@ -8929,7 +8996,15 @@
           <w:rFonts w:eastAsia="ComeniaSerif"/>
           <w:lang w:bidi="ar-SA"/>
         </w:rPr>
-        <w:t>argo.toml. Souboru obsahuje metadata projektu a seznam závislostí a argumenty pro build.</w:t>
+        <w:t>argo.toml</w:t>
+      </w:r>
+      <w:proofErr w:type="gramEnd"/>
+      <w:r>
+        <w:rPr>
+          <w:rFonts w:eastAsia="ComeniaSerif"/>
+          <w:lang w:bidi="ar-SA"/>
+        </w:rPr>
+        <w:t>. Souboru obsahuje metadata projektu a seznam závislostí a argumenty pro build.</w:t>
       </w:r>
     </w:p>
     <w:p>
@@ -9032,7 +9107,7 @@
           <w:lang w:bidi="ar-SA"/>
         </w:rPr>
       </w:pPr>
-      <w:bookmarkStart w:id="9" w:name="_Toc223015413"/>
+      <w:bookmarkStart w:id="9" w:name="_Toc223596565"/>
       <w:r>
         <w:rPr>
           <w:rFonts w:eastAsia="ComeniaSerif"/>
@@ -9294,7 +9369,7 @@
           <w:lang w:bidi="ar-SA"/>
         </w:rPr>
       </w:pPr>
-      <w:bookmarkStart w:id="10" w:name="_Toc223015414"/>
+      <w:bookmarkStart w:id="10" w:name="_Toc223596566"/>
       <w:r>
         <w:rPr>
           <w:rFonts w:eastAsia="ComeniaSerif"/>
@@ -9363,7 +9438,7 @@
           <w:lang w:bidi="ar-SA"/>
         </w:rPr>
       </w:pPr>
-      <w:bookmarkStart w:id="11" w:name="_Toc223015415"/>
+      <w:bookmarkStart w:id="11" w:name="_Toc223596567"/>
       <w:r>
         <w:rPr>
           <w:rFonts w:eastAsia="ComeniaSerif"/>
@@ -10452,7 +10527,7 @@
           <w:rFonts w:eastAsia="ComeniaSerif"/>
         </w:rPr>
       </w:pPr>
-      <w:bookmarkStart w:id="12" w:name="_Toc223015416"/>
+      <w:bookmarkStart w:id="12" w:name="_Toc223596568"/>
       <w:r>
         <w:rPr>
           <w:rFonts w:eastAsia="ComeniaSerif"/>
@@ -10568,7 +10643,7 @@
           <w:rFonts w:eastAsia="ComeniaSerif"/>
         </w:rPr>
       </w:pPr>
-      <w:bookmarkStart w:id="13" w:name="_Toc223015417"/>
+      <w:bookmarkStart w:id="13" w:name="_Toc223596569"/>
       <w:r>
         <w:rPr>
           <w:rFonts w:eastAsia="ComeniaSerif"/>
@@ -10663,7 +10738,7 @@
           <w:rFonts w:eastAsia="ComeniaSerif"/>
         </w:rPr>
       </w:pPr>
-      <w:bookmarkStart w:id="14" w:name="_Toc223015418"/>
+      <w:bookmarkStart w:id="14" w:name="_Toc223596570"/>
       <w:r>
         <w:rPr>
           <w:rFonts w:eastAsia="ComeniaSerif"/>
@@ -10825,7 +10900,7 @@
           <w:rFonts w:eastAsia="ComeniaSerif"/>
         </w:rPr>
       </w:pPr>
-      <w:bookmarkStart w:id="15" w:name="_Toc223015419"/>
+      <w:bookmarkStart w:id="15" w:name="_Toc223596571"/>
       <w:r>
         <w:rPr>
           <w:rFonts w:eastAsia="ComeniaSerif"/>
@@ -11383,7 +11458,7 @@
           <w:rFonts w:eastAsia="ComeniaSerif"/>
         </w:rPr>
       </w:pPr>
-      <w:bookmarkStart w:id="16" w:name="_Toc223015420"/>
+      <w:bookmarkStart w:id="16" w:name="_Toc223596572"/>
       <w:r>
         <w:rPr>
           <w:rFonts w:eastAsia="ComeniaSerif"/>
@@ -11737,7 +11812,7 @@
     <w:p>
       <w:pPr>
         <w:keepNext/>
-        <w:ind w:left="708" w:firstLine="0"/>
+        <w:ind w:left="708" w:firstLine="143"/>
         <w:jc w:val="left"/>
       </w:pPr>
       <w:r>
@@ -11767,6 +11842,7 @@
       <w:r>
         <w:rPr>
           <w:rStyle w:val="TitulekChar"/>
+          <w:noProof/>
         </w:rPr>
         <w:t>3</w:t>
       </w:r>
@@ -11797,7 +11873,7 @@
     </w:p>
     <w:p>
       <w:pPr>
-        <w:ind w:firstLine="708"/>
+        <w:ind w:left="143" w:firstLine="708"/>
         <w:jc w:val="left"/>
       </w:pPr>
       <w:r>
@@ -11808,7 +11884,7 @@
       <w:pPr>
         <w:pStyle w:val="Nadpis2"/>
       </w:pPr>
-      <w:bookmarkStart w:id="17" w:name="_Toc223015421"/>
+      <w:bookmarkStart w:id="17" w:name="_Toc223596573"/>
       <w:r>
         <w:t>Materiály</w:t>
       </w:r>
@@ -11988,7 +12064,7 @@
       <w:pPr>
         <w:pStyle w:val="Nadpis2"/>
       </w:pPr>
-      <w:bookmarkStart w:id="18" w:name="_Toc223015422"/>
+      <w:bookmarkStart w:id="18" w:name="_Toc223596574"/>
       <w:r>
         <w:lastRenderedPageBreak/>
         <w:t>WGSL s</w:t>
@@ -12730,7 +12806,7 @@
       <w:pPr>
         <w:pStyle w:val="Nadpis2"/>
       </w:pPr>
-      <w:bookmarkStart w:id="19" w:name="_Toc223015423"/>
+      <w:bookmarkStart w:id="19" w:name="_Toc223596575"/>
       <w:r>
         <w:lastRenderedPageBreak/>
         <w:t>Render graph</w:t>
@@ -12875,7 +12951,16 @@
         <w:t xml:space="preserve"> </w:t>
       </w:r>
       <w:r>
-        <w:t>ColorTexture</w:t>
+        <w:t>c</w:t>
+      </w:r>
+      <w:r>
+        <w:t>olor</w:t>
+      </w:r>
+      <w:r>
+        <w:t>_t</w:t>
+      </w:r>
+      <w:r>
+        <w:t>exture</w:t>
       </w:r>
       <w:r>
         <w:t xml:space="preserve"> slotu </w:t>
@@ -12896,7 +12981,16 @@
         <w:t xml:space="preserve">RenderMesh, poté PostProcess. Slot </w:t>
       </w:r>
       <w:r>
-        <w:t>ColorTexture</w:t>
+        <w:t>c</w:t>
+      </w:r>
+      <w:r>
+        <w:t>olor</w:t>
+      </w:r>
+      <w:r>
+        <w:t>_t</w:t>
+      </w:r>
+      <w:r>
+        <w:t>exture</w:t>
       </w:r>
       <w:r>
         <w:t xml:space="preserve"> slouží jako</w:t>
@@ -12939,9 +13033,97 @@
     </w:p>
     <w:p>
       <w:pPr>
+        <w:keepNext/>
+        <w:jc w:val="center"/>
+      </w:pPr>
+      <w:r>
+        <w:rPr>
+          <w:noProof/>
+        </w:rPr>
+        <w:drawing>
+          <wp:inline distT="0" distB="0" distL="0" distR="0" wp14:anchorId="6A664B58" wp14:editId="5B456D29">
+            <wp:extent cx="3498916" cy="842838"/>
+            <wp:effectExtent l="0" t="0" r="6350" b="0"/>
+            <wp:docPr id="1594056452" name="Obrázek 1"/>
+            <wp:cNvGraphicFramePr>
+              <a:graphicFrameLocks xmlns:a="http://schemas.openxmlformats.org/drawingml/2006/main" noChangeAspect="1"/>
+            </wp:cNvGraphicFramePr>
+            <a:graphic xmlns:a="http://schemas.openxmlformats.org/drawingml/2006/main">
+              <a:graphicData uri="http://schemas.openxmlformats.org/drawingml/2006/picture">
+                <pic:pic xmlns:pic="http://schemas.openxmlformats.org/drawingml/2006/picture">
+                  <pic:nvPicPr>
+                    <pic:cNvPr id="0" name="Picture 1"/>
+                    <pic:cNvPicPr>
+                      <a:picLocks noChangeAspect="1" noChangeArrowheads="1"/>
+                    </pic:cNvPicPr>
+                  </pic:nvPicPr>
+                  <pic:blipFill>
+                    <a:blip r:embed="rId14">
+                      <a:extLst>
+                        <a:ext uri="{28A0092B-C50C-407E-A947-70E740481C1C}">
+                          <a14:useLocalDpi xmlns:a14="http://schemas.microsoft.com/office/drawing/2010/main" val="0"/>
+                        </a:ext>
+                      </a:extLst>
+                    </a:blip>
+                    <a:srcRect/>
+                    <a:stretch>
+                      <a:fillRect/>
+                    </a:stretch>
+                  </pic:blipFill>
+                  <pic:spPr bwMode="auto">
+                    <a:xfrm>
+                      <a:off x="0" y="0"/>
+                      <a:ext cx="3568151" cy="859516"/>
+                    </a:xfrm>
+                    <a:prstGeom prst="rect">
+                      <a:avLst/>
+                    </a:prstGeom>
+                    <a:noFill/>
+                    <a:ln>
+                      <a:noFill/>
+                    </a:ln>
+                  </pic:spPr>
+                </pic:pic>
+              </a:graphicData>
+            </a:graphic>
+          </wp:inline>
+        </w:drawing>
+      </w:r>
+    </w:p>
+    <w:p>
+      <w:pPr>
+        <w:pStyle w:val="Titulek"/>
+        <w:ind w:left="567" w:firstLine="284"/>
+      </w:pPr>
+      <w:r>
+        <w:t xml:space="preserve">Obr. </w:t>
+      </w:r>
+      <w:fldSimple w:instr=" SEQ Obr. \* ARABIC ">
+        <w:r>
+          <w:rPr>
+            <w:noProof/>
+          </w:rPr>
+          <w:t>4</w:t>
+        </w:r>
+      </w:fldSimple>
+      <w:r>
+        <w:t xml:space="preserve"> Zjednodušený render graph</w:t>
+      </w:r>
+    </w:p>
+    <w:p>
+      <w:pPr>
+        <w:ind w:left="143" w:firstLine="708"/>
+      </w:pPr>
+      <w:r>
+        <w:t>Zdroj: Vlastní zpracování</w:t>
+      </w:r>
+    </w:p>
+    <w:p/>
+    <w:p>
+      <w:pPr>
         <w:pStyle w:val="Nadpis2"/>
       </w:pPr>
-      <w:bookmarkStart w:id="20" w:name="_Toc223015424"/>
+      <w:bookmarkStart w:id="20" w:name="_Toc223596576"/>
       <w:r>
         <w:t>GUI</w:t>
       </w:r>
@@ -12987,19 +13169,9 @@
     </w:p>
     <w:p>
       <w:pPr>
-        <w:spacing w:line="240" w:lineRule="auto"/>
-        <w:ind w:firstLine="0"/>
-        <w:jc w:val="left"/>
-      </w:pPr>
-      <w:r>
-        <w:br w:type="page"/>
-      </w:r>
-    </w:p>
-    <w:p>
-      <w:pPr>
         <w:pStyle w:val="Nadpis1"/>
       </w:pPr>
-      <w:bookmarkStart w:id="21" w:name="_Toc223015425"/>
+      <w:bookmarkStart w:id="21" w:name="_Toc223596577"/>
       <w:r>
         <w:lastRenderedPageBreak/>
         <w:t>Vývoj Bevy</w:t>
@@ -13075,7 +13247,7 @@
       <w:pPr>
         <w:pStyle w:val="Nadpis2"/>
       </w:pPr>
-      <w:bookmarkStart w:id="22" w:name="_Toc223015426"/>
+      <w:bookmarkStart w:id="22" w:name="_Toc223596578"/>
       <w:r>
         <w:t>Bevy 0.16</w:t>
       </w:r>
@@ -13182,20 +13354,30 @@
     </w:p>
     <w:p>
       <w:r>
-        <w:t>Aktualizace přinesla možnost lépe provázat více entit mezi sebou. Staré řešení vyžadovalo specializované struktury a nebylo snadno použitelné. Momentálně je nový systém omezený na 1:</w:t>
+        <w:t xml:space="preserve">Aktualizace přinesla možnost lépe provázat více entit mezi sebou. Staré řešení vyžadovalo specializované struktury a nebylo snadno použitelné. Momentálně je nový systém omezený na </w:t>
+      </w:r>
+      <w:proofErr w:type="gramStart"/>
+      <w:r>
+        <w:t>1:</w:t>
       </w:r>
       <w:r>
         <w:t>N</w:t>
       </w:r>
+      <w:proofErr w:type="gramEnd"/>
       <w:r>
         <w:t>,</w:t>
       </w:r>
       <w:r>
-        <w:t xml:space="preserve"> avšak v budoucnu je plánováno ho rozšířit na M:N</w:t>
+        <w:t xml:space="preserve"> avšak v budoucnu je plánováno ho rozšířit na </w:t>
+      </w:r>
+      <w:proofErr w:type="gramStart"/>
+      <w:r>
+        <w:t>M:N</w:t>
       </w:r>
       <w:r>
         <w:t>.</w:t>
       </w:r>
+      <w:proofErr w:type="gramEnd"/>
       <w:r>
         <w:t xml:space="preserve"> </w:t>
       </w:r>
@@ -13405,7 +13587,7 @@
       <w:pPr>
         <w:pStyle w:val="Nadpis2"/>
       </w:pPr>
-      <w:bookmarkStart w:id="23" w:name="_Toc223015427"/>
+      <w:bookmarkStart w:id="23" w:name="_Toc223596579"/>
       <w:r>
         <w:t>Bevy 0.17</w:t>
       </w:r>
@@ -13554,7 +13736,7 @@
       <w:pPr>
         <w:pStyle w:val="Nadpis1"/>
       </w:pPr>
-      <w:bookmarkStart w:id="24" w:name="_Toc223015428"/>
+      <w:bookmarkStart w:id="24" w:name="_Toc223596580"/>
       <w:r>
         <w:lastRenderedPageBreak/>
         <w:t>Metodika a zpracování</w:t>
@@ -13597,7 +13779,7 @@
       <w:pPr>
         <w:pStyle w:val="Nadpis2"/>
       </w:pPr>
-      <w:bookmarkStart w:id="25" w:name="_Toc223015429"/>
+      <w:bookmarkStart w:id="25" w:name="_Toc223596581"/>
       <w:r>
         <w:t>Zpracování ukázek</w:t>
       </w:r>
@@ -13701,7 +13883,7 @@
       <w:pPr>
         <w:pStyle w:val="Nadpis2"/>
       </w:pPr>
-      <w:bookmarkStart w:id="26" w:name="_Toc223015430"/>
+      <w:bookmarkStart w:id="26" w:name="_Toc223596582"/>
       <w:r>
         <w:t>Zpracování Bevy ukázek</w:t>
       </w:r>
@@ -13731,7 +13913,7 @@
       <w:pPr>
         <w:pStyle w:val="Nadpis2"/>
       </w:pPr>
-      <w:bookmarkStart w:id="27" w:name="_Toc223015431"/>
+      <w:bookmarkStart w:id="27" w:name="_Toc223596583"/>
       <w:r>
         <w:t>Využití nástrojů umělé inteligence</w:t>
       </w:r>
@@ -13785,7 +13967,7 @@
       <w:pPr>
         <w:pStyle w:val="Nadpis1"/>
       </w:pPr>
-      <w:bookmarkStart w:id="28" w:name="_Toc223015432"/>
+      <w:bookmarkStart w:id="28" w:name="_Toc223596584"/>
       <w:r>
         <w:lastRenderedPageBreak/>
         <w:t>Návrh a implementace grafických úloh</w:t>
@@ -13879,7 +14061,7 @@
       <w:pPr>
         <w:pStyle w:val="Nadpis2"/>
       </w:pPr>
-      <w:bookmarkStart w:id="29" w:name="_Toc223015433"/>
+      <w:bookmarkStart w:id="29" w:name="_Toc223596585"/>
       <w:r>
         <w:t>Vytvoření okna, příprava projektu</w:t>
       </w:r>
@@ -14133,7 +14315,7 @@
       <w:pPr>
         <w:pStyle w:val="Nadpis2"/>
       </w:pPr>
-      <w:bookmarkStart w:id="30" w:name="_Toc223015434"/>
+      <w:bookmarkStart w:id="30" w:name="_Toc223596586"/>
       <w:r>
         <w:t>Obyčejný trojúhelník</w:t>
       </w:r>
@@ -14291,7 +14473,7 @@
       <w:pPr>
         <w:pStyle w:val="Nadpis2"/>
       </w:pPr>
-      <w:bookmarkStart w:id="31" w:name="_Toc223015435"/>
+      <w:bookmarkStart w:id="31" w:name="_Toc223596587"/>
       <w:r>
         <w:t>Uniform buffer</w:t>
       </w:r>
@@ -14540,7 +14722,7 @@
       <w:pPr>
         <w:pStyle w:val="Nadpis2"/>
       </w:pPr>
-      <w:bookmarkStart w:id="32" w:name="_Toc223015436"/>
+      <w:bookmarkStart w:id="32" w:name="_Toc223596588"/>
       <w:r>
         <w:t>Geometrie</w:t>
       </w:r>
@@ -14548,10 +14730,26 @@
     </w:p>
     <w:p>
       <w:r>
-        <w:t xml:space="preserve">Ukázka p03 je první, která implementuje 3D scénu. </w:t>
-      </w:r>
-      <w:r>
-        <w:t xml:space="preserve">Přechod z 2D do 3D scény je snadný, stačí pouze změnit druh kamery z Camera2d na </w:t>
+        <w:t xml:space="preserve">Ukázka p03 je první, která implementuje </w:t>
+      </w:r>
+      <w:proofErr w:type="gramStart"/>
+      <w:r>
+        <w:t>3D</w:t>
+      </w:r>
+      <w:proofErr w:type="gramEnd"/>
+      <w:r>
+        <w:t xml:space="preserve"> scénu. </w:t>
+      </w:r>
+      <w:r>
+        <w:t>Přechod z </w:t>
+      </w:r>
+      <w:proofErr w:type="gramStart"/>
+      <w:r>
+        <w:t>2D</w:t>
+      </w:r>
+      <w:proofErr w:type="gramEnd"/>
+      <w:r>
+        <w:t xml:space="preserve"> do 3D scény je snadný, stačí pouze změnit druh kamery z Camera2d na </w:t>
       </w:r>
       <w:r>
         <w:t>Camera3d</w:t>
@@ -14895,7 +15093,7 @@
       <w:pPr>
         <w:pStyle w:val="Nadpis2"/>
       </w:pPr>
-      <w:bookmarkStart w:id="33" w:name="_Toc223015437"/>
+      <w:bookmarkStart w:id="33" w:name="_Toc223596589"/>
       <w:r>
         <w:lastRenderedPageBreak/>
         <w:t>Textury</w:t>
@@ -15277,7 +15475,7 @@
       <w:pPr>
         <w:pStyle w:val="Nadpis2"/>
       </w:pPr>
-      <w:bookmarkStart w:id="34" w:name="_Toc223015438"/>
+      <w:bookmarkStart w:id="34" w:name="_Toc223596590"/>
       <w:r>
         <w:lastRenderedPageBreak/>
         <w:t>Kamera</w:t>
@@ -15292,7 +15490,15 @@
         <w:t xml:space="preserve"> v ukázce p05</w:t>
       </w:r>
       <w:r>
-        <w:t xml:space="preserve"> nutné. Bevy nabízí konfigurovatelné komponenty pro 3D a 2D kamery, které jsou plně integrované do ECS a ve většině případ</w:t>
+        <w:t xml:space="preserve"> nutné. Bevy nabízí konfigurovatelné komponenty pro </w:t>
+      </w:r>
+      <w:proofErr w:type="gramStart"/>
+      <w:r>
+        <w:t>3D</w:t>
+      </w:r>
+      <w:proofErr w:type="gramEnd"/>
+      <w:r>
+        <w:t xml:space="preserve"> a 2D kamery, které jsou plně integrované do ECS a ve většině případ</w:t>
       </w:r>
       <w:r>
         <w:t>ů</w:t>
@@ -15468,7 +15674,7 @@
       <w:pPr>
         <w:pStyle w:val="Nadpis2"/>
       </w:pPr>
-      <w:bookmarkStart w:id="35" w:name="_Toc223015439"/>
+      <w:bookmarkStart w:id="35" w:name="_Toc223596591"/>
       <w:r>
         <w:t>Modely</w:t>
       </w:r>
@@ -15652,7 +15858,7 @@
       <w:pPr>
         <w:pStyle w:val="Nadpis2"/>
       </w:pPr>
-      <w:bookmarkStart w:id="36" w:name="_Toc223015440"/>
+      <w:bookmarkStart w:id="36" w:name="_Toc223596592"/>
       <w:r>
         <w:t>Vykreslování více objektů</w:t>
       </w:r>
@@ -15758,7 +15964,7 @@
       <w:pPr>
         <w:pStyle w:val="Nadpis2"/>
       </w:pPr>
-      <w:bookmarkStart w:id="37" w:name="_Toc223015441"/>
+      <w:bookmarkStart w:id="37" w:name="_Toc223596593"/>
       <w:r>
         <w:t>Osvětlení</w:t>
       </w:r>
@@ -16342,7 +16548,7 @@
                     <pic:cNvPicPr/>
                   </pic:nvPicPr>
                   <pic:blipFill>
-                    <a:blip r:embed="rId14"/>
+                    <a:blip r:embed="rId15"/>
                     <a:stretch>
                       <a:fillRect/>
                     </a:stretch>
@@ -16375,7 +16581,7 @@
           <w:rPr>
             <w:noProof/>
           </w:rPr>
-          <w:t>4</w:t>
+          <w:t>5</w:t>
         </w:r>
       </w:fldSimple>
       <w:r>
@@ -16474,7 +16680,7 @@
         <w:lastRenderedPageBreak/>
         <w:t xml:space="preserve"> </w:t>
       </w:r>
-      <w:bookmarkStart w:id="38" w:name="_Toc223015442"/>
+      <w:bookmarkStart w:id="38" w:name="_Toc223596594"/>
       <w:r>
         <w:t>Texture array</w:t>
       </w:r>
@@ -16815,7 +17021,7 @@
       <w:pPr>
         <w:pStyle w:val="Nadpis2"/>
       </w:pPr>
-      <w:bookmarkStart w:id="39" w:name="_Toc223015443"/>
+      <w:bookmarkStart w:id="39" w:name="_Toc223596595"/>
       <w:r>
         <w:t>Compute shader</w:t>
       </w:r>
@@ -17166,7 +17372,7 @@
       <w:pPr>
         <w:pStyle w:val="Nadpis2"/>
       </w:pPr>
-      <w:bookmarkStart w:id="40" w:name="_Toc223015444"/>
+      <w:bookmarkStart w:id="40" w:name="_Toc223596596"/>
       <w:r>
         <w:t>Geometry shader</w:t>
       </w:r>
@@ -17187,7 +17393,7 @@
       <w:pPr>
         <w:pStyle w:val="Nadpis2"/>
       </w:pPr>
-      <w:bookmarkStart w:id="41" w:name="_Toc223015445"/>
+      <w:bookmarkStart w:id="41" w:name="_Toc223596597"/>
       <w:r>
         <w:lastRenderedPageBreak/>
         <w:t>Multiple shaders</w:t>
@@ -17398,7 +17604,7 @@
       <w:pPr>
         <w:pStyle w:val="Nadpis2"/>
       </w:pPr>
-      <w:bookmarkStart w:id="42" w:name="_Toc223015446"/>
+      <w:bookmarkStart w:id="42" w:name="_Toc223596598"/>
       <w:r>
         <w:t>Post processing</w:t>
       </w:r>
@@ -17503,7 +17709,7 @@
                     </pic:cNvPicPr>
                   </pic:nvPicPr>
                   <pic:blipFill>
-                    <a:blip r:embed="rId15" cstate="print">
+                    <a:blip r:embed="rId16" cstate="print">
                       <a:extLst>
                         <a:ext uri="{28A0092B-C50C-407E-A947-70E740481C1C}">
                           <a14:useLocalDpi xmlns:a14="http://schemas.microsoft.com/office/drawing/2010/main" val="0"/>
@@ -17547,7 +17753,7 @@
           <w:rPr>
             <w:noProof/>
           </w:rPr>
-          <w:t>5</w:t>
+          <w:t>6</w:t>
         </w:r>
       </w:fldSimple>
       <w:r>
@@ -17817,7 +18023,7 @@
                     <pic:cNvPicPr/>
                   </pic:nvPicPr>
                   <pic:blipFill>
-                    <a:blip r:embed="rId16"/>
+                    <a:blip r:embed="rId17"/>
                     <a:stretch>
                       <a:fillRect/>
                     </a:stretch>
@@ -17851,7 +18057,7 @@
           <w:rPr>
             <w:noProof/>
           </w:rPr>
-          <w:t>6</w:t>
+          <w:t>7</w:t>
         </w:r>
       </w:fldSimple>
       <w:r>
@@ -17966,7 +18172,7 @@
       <w:r>
         <w:t xml:space="preserve"> </w:t>
       </w:r>
-      <w:bookmarkStart w:id="43" w:name="_Toc223015447"/>
+      <w:bookmarkStart w:id="43" w:name="_Toc223596599"/>
       <w:r>
         <w:t>Teselace</w:t>
       </w:r>
@@ -17986,7 +18192,15 @@
         <w:t>teselační</w:t>
       </w:r>
       <w:r>
-        <w:t xml:space="preserve"> shadery zkompilovat do SPIR-V formátu a poté je vložit přímo do renderovací pipeline. Ale toto řešení je považováno za </w:t>
+        <w:t xml:space="preserve"> shadery zkompilovat do SPIR-</w:t>
+      </w:r>
+      <w:proofErr w:type="gramStart"/>
+      <w:r>
+        <w:t>V</w:t>
+      </w:r>
+      <w:proofErr w:type="gramEnd"/>
+      <w:r>
+        <w:t xml:space="preserve"> formátu a poté je vložit přímo do renderovací pipeline. Ale toto řešení je považováno za </w:t>
       </w:r>
       <w:r>
         <w:t xml:space="preserve">vysoce </w:t>
@@ -18038,7 +18252,7 @@
       <w:pPr>
         <w:pStyle w:val="Nadpis2"/>
       </w:pPr>
-      <w:bookmarkStart w:id="44" w:name="_Toc223015448"/>
+      <w:bookmarkStart w:id="44" w:name="_Toc223596600"/>
       <w:r>
         <w:t>Deferred shading</w:t>
       </w:r>
@@ -18113,7 +18327,7 @@
       <w:pPr>
         <w:pStyle w:val="Nadpis1"/>
       </w:pPr>
-      <w:bookmarkStart w:id="45" w:name="_Toc223015449"/>
+      <w:bookmarkStart w:id="45" w:name="_Toc223596601"/>
       <w:r>
         <w:lastRenderedPageBreak/>
         <w:t>Bevy ukázky</w:t>
@@ -18132,7 +18346,7 @@
       <w:pPr>
         <w:pStyle w:val="Nadpis2"/>
       </w:pPr>
-      <w:bookmarkStart w:id="46" w:name="_Toc223015450"/>
+      <w:bookmarkStart w:id="46" w:name="_Toc223596602"/>
       <w:r>
         <w:t>Camera plugin</w:t>
       </w:r>
@@ -18466,7 +18680,7 @@
       <w:pPr>
         <w:pStyle w:val="Nadpis2"/>
       </w:pPr>
-      <w:bookmarkStart w:id="47" w:name="_Toc223015451"/>
+      <w:bookmarkStart w:id="47" w:name="_Toc223596603"/>
       <w:r>
         <w:lastRenderedPageBreak/>
         <w:t xml:space="preserve">ECS a </w:t>
@@ -18637,7 +18851,7 @@
       <w:pPr>
         <w:pStyle w:val="Nadpis2"/>
       </w:pPr>
-      <w:bookmarkStart w:id="48" w:name="_Toc223015452"/>
+      <w:bookmarkStart w:id="48" w:name="_Toc223596604"/>
       <w:r>
         <w:t>Test</w:t>
       </w:r>
@@ -18871,7 +19085,7 @@
                     <pic:cNvPicPr/>
                   </pic:nvPicPr>
                   <pic:blipFill>
-                    <a:blip r:embed="rId17"/>
+                    <a:blip r:embed="rId18"/>
                     <a:stretch>
                       <a:fillRect/>
                     </a:stretch>
@@ -18905,7 +19119,7 @@
           <w:rPr>
             <w:noProof/>
           </w:rPr>
-          <w:t>7</w:t>
+          <w:t>8</w:t>
         </w:r>
       </w:fldSimple>
       <w:r>
@@ -18933,7 +19147,7 @@
       <w:pPr>
         <w:pStyle w:val="Nadpis1"/>
       </w:pPr>
-      <w:bookmarkStart w:id="49" w:name="_Toc223015453"/>
+      <w:bookmarkStart w:id="49" w:name="_Toc223596605"/>
       <w:r>
         <w:lastRenderedPageBreak/>
         <w:t>Shrnutí výsledků</w:t>
@@ -19020,7 +19234,13 @@
         <w:t xml:space="preserve"> </w:t>
       </w:r>
       <w:r>
-        <w:t xml:space="preserve">a zpřístupňuje </w:t>
+        <w:t>a</w:t>
+      </w:r>
+      <w:r>
+        <w:t> </w:t>
+      </w:r>
+      <w:r>
+        <w:t xml:space="preserve">zpřístupňuje </w:t>
       </w:r>
       <w:r>
         <w:t>pomocí</w:t>
@@ -19061,16 +19281,7 @@
         <w:t>ů</w:t>
       </w:r>
       <w:r>
-        <w:t xml:space="preserve"> nebo vykreslování více </w:t>
-      </w:r>
-      <w:r>
-        <w:t xml:space="preserve">objektů </w:t>
-      </w:r>
-      <w:r>
-        <w:t xml:space="preserve">nebylo možné </w:t>
-      </w:r>
-      <w:r>
-        <w:t>implementovat</w:t>
+        <w:t xml:space="preserve"> nebo vykreslování více objektů nebylo možné implementovat</w:t>
       </w:r>
       <w:r>
         <w:t xml:space="preserve"> </w:t>
@@ -19168,16 +19379,19 @@
     </w:p>
     <w:p>
       <w:r>
-        <w:t>Bevy</w:t>
-      </w:r>
-      <w:r>
-        <w:t xml:space="preserve"> díky WGPU</w:t>
+        <w:t>D</w:t>
+      </w:r>
+      <w:r>
+        <w:t>íky WGPU</w:t>
       </w:r>
       <w:r>
         <w:t xml:space="preserve"> </w:t>
       </w:r>
       <w:r>
-        <w:t xml:space="preserve">umožňuje přepínat renderovací backendy, ale </w:t>
+        <w:t>je možné</w:t>
+      </w:r>
+      <w:r>
+        <w:t xml:space="preserve"> přepínat renderovací backendy, ale </w:t>
       </w:r>
       <w:r>
         <w:t xml:space="preserve">při testování </w:t>
@@ -19348,7 +19562,7 @@
       <w:pPr>
         <w:pStyle w:val="Nadpis1"/>
       </w:pPr>
-      <w:bookmarkStart w:id="50" w:name="_Toc223015454"/>
+      <w:bookmarkStart w:id="50" w:name="_Toc223596606"/>
       <w:r>
         <w:lastRenderedPageBreak/>
         <w:t>Závěr</w:t>
@@ -19369,7 +19583,13 @@
         <w:t>taktéž</w:t>
       </w:r>
       <w:r>
-        <w:t xml:space="preserve"> představení programovacího jazyka Rust a vytvoření sady ukázek</w:t>
+        <w:t xml:space="preserve"> představení programovacího jazyka Rust a</w:t>
+      </w:r>
+      <w:r>
+        <w:t> </w:t>
+      </w:r>
+      <w:r>
+        <w:t>vytvoření sady ukázek</w:t>
       </w:r>
       <w:r>
         <w:t xml:space="preserve">, které implementují </w:t>
@@ -19541,8 +19761,13 @@
       <w:r>
         <w:t xml:space="preserve">a testování </w:t>
       </w:r>
-      <w:r>
-        <w:t xml:space="preserve">3D ukázek </w:t>
+      <w:proofErr w:type="gramStart"/>
+      <w:r>
+        <w:t>3D</w:t>
+      </w:r>
+      <w:proofErr w:type="gramEnd"/>
+      <w:r>
+        <w:t xml:space="preserve"> ukázek </w:t>
       </w:r>
       <w:r>
         <w:t>se</w:t>
@@ -19588,7 +19813,7 @@
       <w:pPr>
         <w:pStyle w:val="Nadpis1"/>
       </w:pPr>
-      <w:bookmarkStart w:id="51" w:name="_Toc223015455"/>
+      <w:bookmarkStart w:id="51" w:name="_Toc223596607"/>
       <w:r>
         <w:lastRenderedPageBreak/>
         <w:t>Zdroje a literatura</w:t>
@@ -19647,7 +19872,7 @@
         </w:rPr>
         <w:t xml:space="preserve"> </w:t>
       </w:r>
-      <w:hyperlink r:id="rId18" w:history="1">
+      <w:hyperlink r:id="rId19" w:history="1">
         <w:r>
           <w:rPr>
             <w:rStyle w:val="Hypertextovodkaz"/>
@@ -19688,7 +19913,7 @@
         </w:rPr>
         <w:t xml:space="preserve">Dostupné z: </w:t>
       </w:r>
-      <w:hyperlink r:id="rId19" w:history="1">
+      <w:hyperlink r:id="rId20" w:history="1">
         <w:r>
           <w:rPr>
             <w:rStyle w:val="Hypertextovodkaz"/>
@@ -19714,7 +19939,7 @@
       <w:r>
         <w:t xml:space="preserve"> [online]. Dostupné z: </w:t>
       </w:r>
-      <w:hyperlink r:id="rId20" w:history="1">
+      <w:hyperlink r:id="rId21" w:history="1">
         <w:r>
           <w:rPr>
             <w:rStyle w:val="Hypertextovodkaz"/>
@@ -19747,7 +19972,7 @@
       <w:r>
         <w:t xml:space="preserve">Dostupné z: </w:t>
       </w:r>
-      <w:hyperlink r:id="rId21" w:history="1">
+      <w:hyperlink r:id="rId22" w:history="1">
         <w:r>
           <w:rPr>
             <w:rStyle w:val="Hypertextovodkaz"/>
@@ -19783,7 +20008,7 @@
       <w:r>
         <w:t xml:space="preserve"> </w:t>
       </w:r>
-      <w:hyperlink r:id="rId22" w:history="1">
+      <w:hyperlink r:id="rId23" w:history="1">
         <w:r>
           <w:rPr>
             <w:rStyle w:val="Hypertextovodkaz"/>
@@ -19816,7 +20041,7 @@
           <w:color w:val="7F7F7F" w:themeColor="text1" w:themeTint="80"/>
         </w:rPr>
       </w:pPr>
-      <w:hyperlink r:id="rId23" w:history="1">
+      <w:hyperlink r:id="rId24" w:history="1">
         <w:r>
           <w:rPr>
             <w:rStyle w:val="Hypertextovodkaz"/>
@@ -19846,7 +20071,7 @@
       <w:r>
         <w:t xml:space="preserve"> </w:t>
       </w:r>
-      <w:hyperlink r:id="rId24" w:history="1">
+      <w:hyperlink r:id="rId25" w:history="1">
         <w:r>
           <w:rPr>
             <w:rStyle w:val="Hypertextovodkaz"/>
@@ -19882,7 +20107,7 @@
       <w:r>
         <w:t xml:space="preserve"> </w:t>
       </w:r>
-      <w:hyperlink r:id="rId25" w:history="1">
+      <w:hyperlink r:id="rId26" w:history="1">
         <w:r>
           <w:rPr>
             <w:rStyle w:val="Hypertextovodkaz"/>
@@ -19921,7 +20146,7 @@
       <w:r>
         <w:t xml:space="preserve"> </w:t>
       </w:r>
-      <w:hyperlink r:id="rId26" w:history="1">
+      <w:hyperlink r:id="rId27" w:history="1">
         <w:r>
           <w:rPr>
             <w:rStyle w:val="Hypertextovodkaz"/>
@@ -19954,7 +20179,7 @@
         </w:rPr>
         <w:t xml:space="preserve">: </w:t>
       </w:r>
-      <w:hyperlink r:id="rId27" w:history="1">
+      <w:hyperlink r:id="rId28" w:history="1">
         <w:r>
           <w:rPr>
             <w:rStyle w:val="Hypertextovodkaz"/>
@@ -20012,7 +20237,7 @@
         </w:rPr>
         <w:t xml:space="preserve"> [online]. Dostupné z: </w:t>
       </w:r>
-      <w:hyperlink r:id="rId28" w:history="1">
+      <w:hyperlink r:id="rId29" w:history="1">
         <w:r>
           <w:rPr>
             <w:rStyle w:val="Hypertextovodkaz"/>
@@ -20050,7 +20275,7 @@
         </w:rPr>
         <w:t xml:space="preserve"> [online]. Dostupné z: </w:t>
       </w:r>
-      <w:hyperlink r:id="rId29" w:history="1">
+      <w:hyperlink r:id="rId30" w:history="1">
         <w:r>
           <w:rPr>
             <w:rStyle w:val="Hypertextovodkaz"/>
@@ -20085,7 +20310,7 @@
       <w:pPr>
         <w:pStyle w:val="Nadpis1"/>
       </w:pPr>
-      <w:bookmarkStart w:id="52" w:name="_Toc223015456"/>
+      <w:bookmarkStart w:id="52" w:name="_Toc223596608"/>
       <w:r>
         <w:lastRenderedPageBreak/>
         <w:t>Přílohy</w:t>
@@ -20121,8 +20346,8 @@
       <w:pPr>
         <w:ind w:firstLine="0"/>
         <w:sectPr>
-          <w:headerReference w:type="default" r:id="rId30"/>
-          <w:footerReference w:type="default" r:id="rId31"/>
+          <w:headerReference w:type="default" r:id="rId31"/>
+          <w:footerReference w:type="default" r:id="rId32"/>
           <w:pgSz w:w="11906" w:h="16838"/>
           <w:pgMar w:top="1134" w:right="1134" w:bottom="1134" w:left="1985" w:header="709" w:footer="709" w:gutter="0"/>
           <w:pgNumType w:start="1"/>
@@ -20189,8 +20414,8 @@
       <w:pPr>
         <w:ind w:firstLine="0"/>
         <w:sectPr>
-          <w:headerReference w:type="default" r:id="rId32"/>
-          <w:footerReference w:type="default" r:id="rId33"/>
+          <w:headerReference w:type="default" r:id="rId33"/>
+          <w:footerReference w:type="default" r:id="rId34"/>
           <w:pgSz w:w="11906" w:h="16838"/>
           <w:pgMar w:top="1701" w:right="1701" w:bottom="1701" w:left="1701" w:header="709" w:footer="709" w:gutter="0"/>
           <w:pgNumType w:start="1"/>
@@ -20212,7 +20437,7 @@
       <w:r>
         <w:t xml:space="preserve">Návod předpokládá, že na zařízení je již nainstalovaný jazyk Rust a potřebné nástroje. Pokud tomu tak není, navštivte prosím </w:t>
       </w:r>
-      <w:hyperlink r:id="rId34" w:history="1">
+      <w:hyperlink r:id="rId35" w:history="1">
         <w:r>
           <w:rPr>
             <w:rStyle w:val="Hypertextovodkaz"/>
@@ -20303,7 +20528,7 @@
         <w:ind w:firstLine="0"/>
         <w:jc w:val="left"/>
         <w:sectPr>
-          <w:headerReference w:type="default" r:id="rId35"/>
+          <w:headerReference w:type="default" r:id="rId36"/>
           <w:pgSz w:w="11906" w:h="16838"/>
           <w:pgMar w:top="1701" w:right="1701" w:bottom="1701" w:left="1701" w:header="709" w:footer="709" w:gutter="0"/>
           <w:pgNumType w:start="1"/>
@@ -20330,7 +20555,7 @@
       <w:r>
         <w:t xml:space="preserve"> Zadání práce student získá z informačního systému eVŠKP (</w:t>
       </w:r>
-      <w:hyperlink r:id="rId36" w:history="1">
+      <w:hyperlink r:id="rId37" w:history="1">
         <w:r>
           <w:rPr>
             <w:rStyle w:val="Hypertextovodkaz"/>
@@ -20343,7 +20568,7 @@
       </w:r>
     </w:p>
     <w:sectPr>
-      <w:headerReference w:type="default" r:id="rId37"/>
+      <w:headerReference w:type="default" r:id="rId38"/>
       <w:pgSz w:w="11906" w:h="16838"/>
       <w:pgMar w:top="1701" w:right="1701" w:bottom="1701" w:left="1701" w:header="709" w:footer="709" w:gutter="0"/>
       <w:pgNumType w:start="1"/>
@@ -25981,6 +26206,7 @@
   <w:style w:type="character" w:default="1" w:styleId="Standardnpsmoodstavce">
     <w:name w:val="Default Paragraph Font"/>
     <w:uiPriority w:val="1"/>
+    <w:semiHidden/>
     <w:unhideWhenUsed/>
   </w:style>
   <w:style w:type="table" w:default="1" w:styleId="Normlntabulka">
